--- a/CÔNG TY TNHH KHUÔN MẪU TRƯỜNG PHÁT/TruongPhat_ThayDoi_CSH_DDPL/HoSo2_Mẫu số 12_DeNghiThayDoi.docx
+++ b/CÔNG TY TNHH KHUÔN MẪU TRƯỜNG PHÁT/TruongPhat_ThayDoi_CSH_DDPL/HoSo2_Mẫu số 12_DeNghiThayDoi.docx
@@ -279,7 +279,7 @@
                 <w:sz w:val="26"/>
                 <w:szCs w:val="26"/>
               </w:rPr>
-              <w:t xml:space="preserve"> 28</w:t>
+              <w:t xml:space="preserve"> 8</w:t>
             </w:r>
             <w:r>
               <w:rPr>
@@ -297,7 +297,16 @@
                 <w:sz w:val="26"/>
                 <w:szCs w:val="26"/>
               </w:rPr>
-              <w:t xml:space="preserve"> 7</w:t>
+              <w:t xml:space="preserve"> </w:t>
+            </w:r>
+            <w:r>
+              <w:rPr>
+                <w:rFonts w:ascii="Times New Roman" w:eastAsia="Times New Roman" w:hAnsi="Times New Roman" w:cs="Times New Roman"/>
+                <w:i/>
+                <w:sz w:val="26"/>
+                <w:szCs w:val="26"/>
+              </w:rPr>
+              <w:t>8</w:t>
             </w:r>
             <w:r>
               <w:rPr>

--- a/CÔNG TY TNHH KHUÔN MẪU TRƯỜNG PHÁT/TruongPhat_ThayDoi_CSH_DDPL/HoSo2_Mẫu số 12_DeNghiThayDoi.docx
+++ b/CÔNG TY TNHH KHUÔN MẪU TRƯỜNG PHÁT/TruongPhat_ThayDoi_CSH_DDPL/HoSo2_Mẫu số 12_DeNghiThayDoi.docx
@@ -6428,7 +6428,7 @@
           <w:sz w:val="28"/>
           <w:szCs w:val="28"/>
         </w:rPr>
-        <w:t>Gởi kèm</w:t>
+        <w:t>Không có</w:t>
       </w:r>
       <w:r>
         <w:rPr>
@@ -6559,7 +6559,16 @@
           <w:szCs w:val="28"/>
           <w:lang w:val="vi-VN"/>
         </w:rPr>
-        <w:t xml:space="preserve"> Không có</w:t>
+        <w:t xml:space="preserve"> </w:t>
+      </w:r>
+      <w:r>
+        <w:rPr>
+          <w:rFonts w:ascii="Times New Roman" w:eastAsia="Calibri" w:hAnsi="Times New Roman" w:cs="Times New Roman"/>
+          <w:sz w:val="28"/>
+          <w:szCs w:val="28"/>
+          <w:lang w:val="vi-VN"/>
+        </w:rPr>
+        <w:t>Gởi kèm</w:t>
       </w:r>
       <w:r>
         <w:rPr>
